--- a/public/files/en/campus-plant-truth-check.docx
+++ b/public/files/en/campus-plant-truth-check.docx
@@ -490,7 +490,7 @@
           <w:color w:val="080808"/>
           <w:sz w:val="21"/>
         </w:rPr>
-        <w:t>Photo: a shrub with oval leaves that have smooth edges, arranged in pairs (opposite) on the stem, no flowers, growing in a shaded planter.</w:t>
+        <w:t>Card A Photo: a shrub with oval leaves that have smooth edges, arranged in pairs (opposite) on the stem, no flowers, growing in a shaded planter.</w:t>
       </w:r>
     </w:p>
     <w:p>
@@ -523,7 +523,7 @@
           <w:color w:val="080808"/>
           <w:sz w:val="21"/>
         </w:rPr>
-        <w:t>Photo: the same kind of shrub as Card A — oval leaves, smooth edges, opposite, no flowers.</w:t>
+        <w:t>Card B Photo: the same kind of shrub as Card A — oval leaves, smooth edges, opposite, no flowers.</w:t>
       </w:r>
     </w:p>
     <w:p>
@@ -556,7 +556,7 @@
           <w:color w:val="080808"/>
           <w:sz w:val="21"/>
         </w:rPr>
-        <w:t>Photo: a very blurry photo — too far away and out of focus, showing only a green blur, with no leaf shape, edge or arrangement visible.</w:t>
+        <w:t>Card C Photo: a very blurry photo — too far away and out of focus, showing only a green blur, with no leaf shape, edge or arrangement visible.</w:t>
       </w:r>
     </w:p>
     <w:p>
@@ -907,31 +907,6 @@
         <w:t>Core idea: a plant's name is a claim that needs a source, not something that can be settled from one blurry photo. Observation is first-hand information; an AI's answer is second-hand. When the two conflict, re-check your own observation first (you may have misread it), then ask whether the AI has a source.</w:t>
       </w:r>
     </w:p>
-    <w:p>
-      <w:pPr>
-        <w:spacing w:before="240" w:after="80"/>
-      </w:pPr>
-      <w:r>
-        <w:rPr>
-          <w:rFonts w:ascii="Quicksand" w:hAnsi="Quicksand" w:cs="Quicksand" w:eastAsia="Noto Sans TC"/>
-          <w:b/>
-          <w:color w:val="E10707"/>
-          <w:sz w:val="28"/>
-        </w:rPr>
-        <w:t>How this relates to the EDB framework</w:t>
-      </w:r>
-    </w:p>
-    <w:p>
-      <w:r>
-        <w:rPr>
-          <w:rFonts w:ascii="Quicksand" w:hAnsi="Quicksand" w:cs="Quicksand" w:eastAsia="Noto Sans TC"/>
-          <w:b w:val="0"/>
-          <w:color w:val="080808"/>
-          <w:sz w:val="21"/>
-        </w:rPr>
-        <w:t>Relates to the AI Literacy Learning Framework for Primary and Secondary Schools (Examples of Application Scenarios) (source E), p.7: using campus plants as the context, it asks pupils to observe and record features for themselves before checking an AI's identification output, and to question the AI about its sources and judge whether an answer is trustworthy.</w:t>
-      </w:r>
-    </w:p>
     <w:sectPr>
       <w:pgSz w:w="11906" w:h="16838"/>
       <w:pgMar w:top="1020" w:right="1134" w:bottom="1020" w:left="1134" w:header="720" w:footer="720" w:gutter="0"/>
